--- a/FVS_Sensitivity_analysis_notes.docx
+++ b/FVS_Sensitivity_analysis_notes.docx
@@ -66,18 +66,80 @@
       </w:pPr>
       <w:r>
         <w:rPr/>
-        <w:t xml:space="preserve">Originally disease area for stands 1-5 was 0.2, 0.4, </w:t>
-      </w:r>
-      <w:r>
-        <w:rPr>
-          <w:b/>
-          <w:bCs/>
-        </w:rPr>
-        <w:t>0.6</w:t>
-      </w:r>
-      <w:r>
-        <w:rPr/>
-        <w:t>, 0.8, and 1.0</w:t>
+        <w:t>Originally disease area for stands 1-5 was 0.</w:t>
+      </w:r>
+      <w:r>
+        <w:rPr>
+          <w:rFonts w:eastAsia="NSimSun" w:cs="Lucida Sans"/>
+          <w:color w:val="auto"/>
+          <w:kern w:val="2"/>
+          <w:sz w:val="24"/>
+          <w:szCs w:val="24"/>
+          <w:lang w:val="en-US" w:eastAsia="zh-CN" w:bidi="hi-IN"/>
+        </w:rPr>
+        <w:t>05</w:t>
+      </w:r>
+      <w:r>
+        <w:rPr/>
+        <w:t>, 0.</w:t>
+      </w:r>
+      <w:r>
+        <w:rPr>
+          <w:rFonts w:eastAsia="NSimSun" w:cs="Lucida Sans"/>
+          <w:color w:val="auto"/>
+          <w:kern w:val="2"/>
+          <w:sz w:val="24"/>
+          <w:szCs w:val="24"/>
+          <w:lang w:val="en-US" w:eastAsia="zh-CN" w:bidi="hi-IN"/>
+        </w:rPr>
+        <w:t>10</w:t>
+      </w:r>
+      <w:r>
+        <w:rPr/>
+        <w:t xml:space="preserve">, </w:t>
+      </w:r>
+      <w:r>
+        <w:rPr>
+          <w:b/>
+          <w:bCs/>
+        </w:rPr>
+        <w:t>0.</w:t>
+      </w:r>
+      <w:r>
+        <w:rPr>
+          <w:rFonts w:eastAsia="NSimSun" w:cs="Lucida Sans"/>
+          <w:b/>
+          <w:bCs/>
+          <w:color w:val="auto"/>
+          <w:kern w:val="2"/>
+          <w:sz w:val="24"/>
+          <w:szCs w:val="24"/>
+          <w:lang w:val="en-US" w:eastAsia="zh-CN" w:bidi="hi-IN"/>
+        </w:rPr>
+        <w:t>15</w:t>
+      </w:r>
+      <w:r>
+        <w:rPr/>
+        <w:t>, 0.</w:t>
+      </w:r>
+      <w:r>
+        <w:rPr>
+          <w:rFonts w:eastAsia="NSimSun" w:cs="Lucida Sans"/>
+          <w:color w:val="auto"/>
+          <w:kern w:val="2"/>
+          <w:sz w:val="24"/>
+          <w:szCs w:val="24"/>
+          <w:lang w:val="en-US" w:eastAsia="zh-CN" w:bidi="hi-IN"/>
+        </w:rPr>
+        <w:t>20</w:t>
+      </w:r>
+      <w:r>
+        <w:rPr/>
+        <w:t xml:space="preserve">, and </w:t>
+      </w:r>
+      <w:r>
+        <w:rPr/>
+        <w:t>0.25 acre (20-100%)</w:t>
       </w:r>
     </w:p>
     <w:p>
@@ -246,15 +308,7 @@
       <w:r>
         <w:rPr/>
         <w:tab/>
-        <w:t>Keep proportion of root system and diseased/healthy trees as estimated (0.</w:t>
-      </w:r>
-      <w:r>
-        <w:rPr/>
-        <w:t>1</w:t>
-      </w:r>
-      <w:r>
-        <w:rPr/>
-        <w:t>, 51:119)</w:t>
+        <w:t>Keep proportion of root system and diseased/healthy trees as estimated (0.1, 51:119)</w:t>
       </w:r>
     </w:p>
     <w:p>
@@ -350,11 +404,7 @@
       <w:r>
         <w:rPr/>
         <w:tab/>
-        <w:t xml:space="preserve">Choose 6 different random seeds </w:t>
-      </w:r>
-      <w:r>
-        <w:rPr/>
-        <w:t>= 6 models</w:t>
+        <w:t>Choose 6 different random seeds = 6 models</w:t>
       </w:r>
     </w:p>
     <w:p>
@@ -367,27 +417,261 @@
       <w:r>
         <w:rPr/>
         <w:tab/>
-        <w:t xml:space="preserve">Keep all other parameters as originally estimated. </w:t>
-      </w:r>
-      <w:r>
-        <w:rPr/>
-        <w:t xml:space="preserve">(0.6, 51:119, </w:t>
-      </w:r>
-      <w:r>
-        <w:rPr/>
-        <w:t>0.1</w:t>
-      </w:r>
-      <w:r>
-        <w:rPr/>
-        <w:t>)</w:t>
-      </w:r>
-    </w:p>
-    <w:p>
-      <w:pPr>
-        <w:pStyle w:val="Normal"/>
-        <w:bidi w:val="0"/>
-        <w:jc w:val="left"/>
-        <w:rPr/>
+        <w:t>Keep all other parameters as originally estimated. (0.6, 51:119, 0.1)</w:t>
+      </w:r>
+    </w:p>
+    <w:p>
+      <w:pPr>
+        <w:pStyle w:val="Normal"/>
+        <w:bidi w:val="0"/>
+        <w:jc w:val="left"/>
+        <w:rPr/>
+      </w:pPr>
+      <w:r>
+        <w:rPr/>
+      </w:r>
+    </w:p>
+    <w:p>
+      <w:pPr>
+        <w:pStyle w:val="Normal"/>
+        <w:bidi w:val="0"/>
+        <w:jc w:val="left"/>
+        <w:rPr>
+          <w:b/>
+          <w:b/>
+          <w:bCs/>
+          <w:u w:val="single"/>
+        </w:rPr>
+      </w:pPr>
+      <w:r>
+        <w:rPr/>
+      </w:r>
+    </w:p>
+    <w:p>
+      <w:pPr>
+        <w:pStyle w:val="Normal"/>
+        <w:bidi w:val="0"/>
+        <w:jc w:val="left"/>
+        <w:rPr>
+          <w:b/>
+          <w:b/>
+          <w:bCs/>
+          <w:u w:val="single"/>
+        </w:rPr>
+      </w:pPr>
+      <w:r>
+        <w:rPr>
+          <w:b/>
+          <w:bCs/>
+          <w:u w:val="single"/>
+        </w:rPr>
+        <w:t>Results</w:t>
+      </w:r>
+    </w:p>
+    <w:p>
+      <w:pPr>
+        <w:pStyle w:val="Normal"/>
+        <w:bidi w:val="0"/>
+        <w:jc w:val="left"/>
+        <w:rPr>
+          <w:b/>
+          <w:b/>
+          <w:bCs/>
+          <w:u w:val="single"/>
+        </w:rPr>
+      </w:pPr>
+      <w:r>
+        <w:rPr/>
+      </w:r>
+    </w:p>
+    <w:p>
+      <w:pPr>
+        <w:pStyle w:val="Normal"/>
+        <w:bidi w:val="0"/>
+        <w:jc w:val="left"/>
+        <w:rPr>
+          <w:b w:val="false"/>
+          <w:b w:val="false"/>
+          <w:bCs w:val="false"/>
+          <w:u w:val="none"/>
+        </w:rPr>
+      </w:pPr>
+      <w:r>
+        <w:rPr>
+          <w:b w:val="false"/>
+          <w:bCs w:val="false"/>
+          <w:u w:val="none"/>
+        </w:rPr>
+        <w:t xml:space="preserve">Proportion of root system infected had a very small effect on final BA.  Root disease area had a moderate effect.  Number of infected and uninfected trees had a large effect. </w:t>
+      </w:r>
+    </w:p>
+    <w:p>
+      <w:pPr>
+        <w:pStyle w:val="Normal"/>
+        <w:bidi w:val="0"/>
+        <w:jc w:val="left"/>
+        <w:rPr>
+          <w:b w:val="false"/>
+          <w:b w:val="false"/>
+          <w:bCs w:val="false"/>
+          <w:u w:val="none"/>
+        </w:rPr>
+      </w:pPr>
+      <w:r>
+        <w:rPr>
+          <w:b w:val="false"/>
+          <w:bCs w:val="false"/>
+          <w:u w:val="none"/>
+        </w:rPr>
+      </w:r>
+    </w:p>
+    <w:p>
+      <w:pPr>
+        <w:pStyle w:val="Normal"/>
+        <w:bidi w:val="0"/>
+        <w:jc w:val="left"/>
+        <w:rPr>
+          <w:b/>
+          <w:b/>
+          <w:bCs/>
+          <w:u w:val="single"/>
+        </w:rPr>
+      </w:pPr>
+      <w:r>
+        <w:rPr>
+          <w:b/>
+          <w:bCs/>
+          <w:u w:val="single"/>
+        </w:rPr>
+        <w:t>2</w:t>
+      </w:r>
+      <w:r>
+        <w:rPr>
+          <w:b/>
+          <w:bCs/>
+          <w:u w:val="single"/>
+          <w:vertAlign w:val="superscript"/>
+        </w:rPr>
+        <w:t>nd</w:t>
+      </w:r>
+      <w:r>
+        <w:rPr>
+          <w:b/>
+          <w:bCs/>
+          <w:u w:val="single"/>
+        </w:rPr>
+        <w:t xml:space="preserve"> Iteration</w:t>
+      </w:r>
+    </w:p>
+    <w:p>
+      <w:pPr>
+        <w:pStyle w:val="Normal"/>
+        <w:bidi w:val="0"/>
+        <w:jc w:val="left"/>
+        <w:rPr>
+          <w:b w:val="false"/>
+          <w:b w:val="false"/>
+          <w:bCs w:val="false"/>
+          <w:u w:val="none"/>
+        </w:rPr>
+      </w:pPr>
+      <w:r>
+        <w:rPr>
+          <w:b w:val="false"/>
+          <w:bCs w:val="false"/>
+          <w:u w:val="none"/>
+        </w:rPr>
+      </w:r>
+    </w:p>
+    <w:p>
+      <w:pPr>
+        <w:pStyle w:val="Normal"/>
+        <w:bidi w:val="0"/>
+        <w:jc w:val="left"/>
+        <w:rPr>
+          <w:b w:val="false"/>
+          <w:b w:val="false"/>
+          <w:bCs w:val="false"/>
+          <w:u w:val="none"/>
+        </w:rPr>
+      </w:pPr>
+      <w:r>
+        <w:rPr>
+          <w:b w:val="false"/>
+          <w:bCs w:val="false"/>
+          <w:u w:val="none"/>
+        </w:rPr>
+        <w:t>For our next step we can keep disease pocket area consistent by block and keep proportion of root system as the default 0.1.  We can test a greater number of infected trees, from 50-100% (85:85, 102:68, 119:51, 136:34, 153:17, 170:0)</w:t>
+      </w:r>
+    </w:p>
+    <w:p>
+      <w:pPr>
+        <w:pStyle w:val="Normal"/>
+        <w:bidi w:val="0"/>
+        <w:jc w:val="left"/>
+        <w:rPr>
+          <w:b w:val="false"/>
+          <w:b w:val="false"/>
+          <w:bCs w:val="false"/>
+          <w:u w:val="none"/>
+        </w:rPr>
+      </w:pPr>
+      <w:r>
+        <w:rPr>
+          <w:b w:val="false"/>
+          <w:bCs w:val="false"/>
+          <w:u w:val="none"/>
+        </w:rPr>
+      </w:r>
+    </w:p>
+    <w:p>
+      <w:pPr>
+        <w:pStyle w:val="Normal"/>
+        <w:bidi w:val="0"/>
+        <w:jc w:val="left"/>
+        <w:rPr>
+          <w:b w:val="false"/>
+          <w:b w:val="false"/>
+          <w:bCs w:val="false"/>
+          <w:u w:val="none"/>
+        </w:rPr>
+      </w:pPr>
+      <w:r>
+        <w:rPr>
+          <w:b w:val="false"/>
+          <w:bCs w:val="false"/>
+          <w:u w:val="none"/>
+        </w:rPr>
+        <w:t>Test TMT 3 STND 3 first, then maybe STND 1 and STND 5 with the lowest and highest initial incidence.</w:t>
+      </w:r>
+    </w:p>
+    <w:p>
+      <w:pPr>
+        <w:pStyle w:val="Normal"/>
+        <w:bidi w:val="0"/>
+        <w:jc w:val="left"/>
+        <w:rPr>
+          <w:b/>
+          <w:b/>
+          <w:bCs/>
+          <w:u w:val="single"/>
+        </w:rPr>
+      </w:pPr>
+      <w:r>
+        <w:rPr/>
+      </w:r>
+    </w:p>
+    <w:p>
+      <w:pPr>
+        <w:pStyle w:val="Normal"/>
+        <w:bidi w:val="0"/>
+        <w:jc w:val="left"/>
+        <w:rPr>
+          <w:b/>
+          <w:b/>
+          <w:bCs/>
+          <w:u w:val="single"/>
+        </w:rPr>
       </w:pPr>
       <w:r>
         <w:rPr/>
@@ -434,35 +718,19 @@
       </w:pPr>
       <w:r>
         <w:rPr/>
-        <w:t xml:space="preserve">Originally disease area for stands was </w:t>
-      </w:r>
-      <w:r>
-        <w:rPr/>
-        <w:t xml:space="preserve">calculated as the number of plots with LRR detected / 5 total plots. </w:t>
-      </w:r>
-      <w:r>
-        <w:rPr/>
-        <w:t>0-</w:t>
-      </w:r>
-      <w:r>
-        <w:rPr/>
-        <w:t>1</w:t>
-      </w:r>
-    </w:p>
-    <w:p>
-      <w:pPr>
-        <w:pStyle w:val="Normal"/>
-        <w:bidi w:val="0"/>
-        <w:jc w:val="left"/>
-        <w:rPr/>
-      </w:pPr>
-      <w:r>
-        <w:rPr/>
-        <w:t xml:space="preserve">Numbers of healthy:diseased were </w:t>
-      </w:r>
-      <w:r>
-        <w:rPr/>
-        <w:t>calculated from tree condition codes</w:t>
+        <w:t>Originally disease area for stands was calculated as the number of plots with LRR detected / 5 total plots. 0-1</w:t>
+      </w:r>
+    </w:p>
+    <w:p>
+      <w:pPr>
+        <w:pStyle w:val="Normal"/>
+        <w:bidi w:val="0"/>
+        <w:jc w:val="left"/>
+        <w:rPr/>
+      </w:pPr>
+      <w:r>
+        <w:rPr/>
+        <w:t>Numbers of healthy:diseased were calculated from tree condition codes</w:t>
       </w:r>
     </w:p>
     <w:p>
@@ -484,6 +752,7 @@
       <w:pgNumType w:fmt="decimal"/>
       <w:formProt w:val="false"/>
       <w:textDirection w:val="lrTb"/>
+      <w:docGrid w:type="default" w:linePitch="100" w:charSpace="0"/>
     </w:sectPr>
   </w:body>
 </w:document>
@@ -503,7 +772,6 @@
     </w:rPrDefault>
     <w:pPrDefault>
       <w:pPr>
-        <w:widowControl/>
         <w:suppressAutoHyphens w:val="true"/>
       </w:pPr>
     </w:pPrDefault>
@@ -513,7 +781,10 @@
     <w:qFormat/>
     <w:pPr>
       <w:widowControl/>
+      <w:suppressAutoHyphens w:val="true"/>
       <w:bidi w:val="0"/>
+      <w:spacing w:before="0" w:after="0"/>
+      <w:jc w:val="left"/>
     </w:pPr>
     <w:rPr>
       <w:rFonts w:ascii="Liberation Serif" w:hAnsi="Liberation Serif" w:eastAsia="NSimSun" w:cs="Lucida Sans"/>

--- a/FVS_Sensitivity_analysis_notes.docx
+++ b/FVS_Sensitivity_analysis_notes.docx
@@ -1,16 +1,31 @@
 
 <file path=word/document.xml><?xml version="1.0" encoding="utf-8"?>
-<w:document xmlns:wpc="http://schemas.microsoft.com/office/word/2010/wordprocessingCanvas" xmlns:cx="http://schemas.microsoft.com/office/drawing/2014/chartex" xmlns:cx1="http://schemas.microsoft.com/office/drawing/2015/9/8/chartex" xmlns:cx2="http://schemas.microsoft.com/office/drawing/2015/10/21/chartex" xmlns:cx3="http://schemas.microsoft.com/office/drawing/2016/5/9/chartex" xmlns:cx4="http://schemas.microsoft.com/office/drawing/2016/5/10/chartex" xmlns:cx5="http://schemas.microsoft.com/office/drawing/2016/5/11/chartex" xmlns:cx6="http://schemas.microsoft.com/office/drawing/2016/5/12/chartex" xmlns:cx7="http://schemas.microsoft.com/office/drawing/2016/5/13/chartex" xmlns:cx8="http://schemas.microsoft.com/office/drawing/2016/5/14/chartex" xmlns:mc="http://schemas.openxmlformats.org/markup-compatibility/2006" xmlns:aink="http://schemas.microsoft.com/office/drawing/2016/ink" xmlns:am3d="http://schemas.microsoft.com/office/drawing/2017/model3d" xmlns:o="urn:schemas-microsoft-com:office:office" xmlns:r="http://schemas.openxmlformats.org/officeDocument/2006/relationships" xmlns:m="http://schemas.openxmlformats.org/officeDocument/2006/math" xmlns:v="urn:schemas-microsoft-com:vml" xmlns:wp14="http://schemas.microsoft.com/office/word/2010/wordprocessingDrawing" xmlns:wp="http://schemas.openxmlformats.org/drawingml/2006/wordprocessingDrawing" xmlns:w10="urn:schemas-microsoft-com:office:word" xmlns:w="http://schemas.openxmlformats.org/wordprocessingml/2006/main" xmlns:w14="http://schemas.microsoft.com/office/word/2010/wordml" xmlns:w15="http://schemas.microsoft.com/office/word/2012/wordml" xmlns:w16cid="http://schemas.microsoft.com/office/word/2016/wordml/cid" xmlns:w16se="http://schemas.microsoft.com/office/word/2015/wordml/symex" xmlns:wpg="http://schemas.microsoft.com/office/word/2010/wordprocessingGroup" xmlns:wpi="http://schemas.microsoft.com/office/word/2010/wordprocessingInk" xmlns:wne="http://schemas.microsoft.com/office/word/2006/wordml" xmlns:wps="http://schemas.microsoft.com/office/word/2010/wordprocessingShape" mc:Ignorable="w14 w15 w16se w16cid wp14">
+<w:document xmlns:o="urn:schemas-microsoft-com:office:office" xmlns:r="http://schemas.openxmlformats.org/officeDocument/2006/relationships" xmlns:v="urn:schemas-microsoft-com:vml" xmlns:w="http://schemas.openxmlformats.org/wordprocessingml/2006/main" xmlns:w10="urn:schemas-microsoft-com:office:word" xmlns:wp="http://schemas.openxmlformats.org/drawingml/2006/wordprocessingDrawing" xmlns:wps="http://schemas.microsoft.com/office/word/2010/wordprocessingShape" xmlns:wpg="http://schemas.microsoft.com/office/word/2010/wordprocessingGroup" xmlns:mc="http://schemas.openxmlformats.org/markup-compatibility/2006" xmlns:wp14="http://schemas.microsoft.com/office/word/2010/wordprocessingDrawing" xmlns:w14="http://schemas.microsoft.com/office/word/2010/wordml" mc:Ignorable="w14 wp14">
   <w:body>
     <w:p>
-      <w:r>
+      <w:pPr>
+        <w:pStyle w:val="Normal"/>
+        <w:rPr/>
+      </w:pPr>
+      <w:r>
+        <w:rPr/>
         <w:t>Sensitivity analysis for FVS Root Disease model</w:t>
       </w:r>
     </w:p>
-    <w:p/>
-    <w:p>
-      <w:pPr>
-        <w:rPr>
+    <w:p>
+      <w:pPr>
+        <w:pStyle w:val="Normal"/>
+        <w:rPr/>
+      </w:pPr>
+      <w:r>
+        <w:rPr/>
+      </w:r>
+    </w:p>
+    <w:p>
+      <w:pPr>
+        <w:pStyle w:val="Normal"/>
+        <w:rPr>
+          <w:b/>
           <w:b/>
           <w:bCs/>
           <w:u w:val="single"/>
@@ -25,60 +40,44 @@
         <w:t>Apiary Data</w:t>
       </w:r>
     </w:p>
-    <w:p/>
-    <w:p>
-      <w:r>
-        <w:t>Originally disease area for stands 1-5 was 0.</w:t>
-      </w:r>
-      <w:r>
-        <w:t>05</w:t>
-      </w:r>
-      <w:r>
-        <w:t>, 0.</w:t>
-      </w:r>
-      <w:r>
-        <w:t>10</w:t>
-      </w:r>
-      <w:r>
-        <w:t xml:space="preserve">, </w:t>
-      </w:r>
-      <w:r>
-        <w:rPr>
-          <w:b/>
-          <w:bCs/>
-        </w:rPr>
-        <w:t>0.</w:t>
-      </w:r>
-      <w:r>
-        <w:rPr>
-          <w:b/>
-          <w:bCs/>
-        </w:rPr>
-        <w:t>15</w:t>
-      </w:r>
-      <w:r>
-        <w:t>, 0.</w:t>
-      </w:r>
-      <w:r>
-        <w:t>20</w:t>
-      </w:r>
-      <w:r>
-        <w:t>, and 0.25 acre (20-100%)</w:t>
-      </w:r>
-    </w:p>
-    <w:p>
-      <w:r>
-        <w:t xml:space="preserve">Numbers of </w:t>
-      </w:r>
-      <w:proofErr w:type="spellStart"/>
-      <w:proofErr w:type="gramStart"/>
-      <w:r>
-        <w:t>healthy:diseased</w:t>
-      </w:r>
-      <w:proofErr w:type="spellEnd"/>
-      <w:proofErr w:type="gramEnd"/>
-      <w:r>
-        <w:t xml:space="preserve"> were 17:153, 34:136, </w:t>
+    <w:p>
+      <w:pPr>
+        <w:pStyle w:val="Normal"/>
+        <w:rPr/>
+      </w:pPr>
+      <w:r>
+        <w:rPr/>
+      </w:r>
+    </w:p>
+    <w:p>
+      <w:pPr>
+        <w:pStyle w:val="Normal"/>
+        <w:rPr/>
+      </w:pPr>
+      <w:r>
+        <w:rPr/>
+        <w:t xml:space="preserve">Originally disease area for stands 1-5 was 0.05, 0.10, </w:t>
+      </w:r>
+      <w:r>
+        <w:rPr>
+          <w:b/>
+          <w:bCs/>
+        </w:rPr>
+        <w:t>0.15</w:t>
+      </w:r>
+      <w:r>
+        <w:rPr/>
+        <w:t>, 0.20, and 0.25 acre (20-100%)</w:t>
+      </w:r>
+    </w:p>
+    <w:p>
+      <w:pPr>
+        <w:pStyle w:val="Normal"/>
+        <w:rPr/>
+      </w:pPr>
+      <w:r>
+        <w:rPr/>
+        <w:t xml:space="preserve">Numbers of healthy:diseased were 17:153, 34:136, </w:t>
       </w:r>
       <w:r>
         <w:rPr>
@@ -88,6 +87,7 @@
         <w:t>51:119</w:t>
       </w:r>
       <w:r>
+        <w:rPr/>
         <w:t>, 68:102, 85:85 (0.1,0.2,</w:t>
       </w:r>
       <w:r>
@@ -98,72 +98,157 @@
         <w:t>0.3</w:t>
       </w:r>
       <w:r>
+        <w:rPr/>
         <w:t>,0.4,0.5)</w:t>
       </w:r>
     </w:p>
     <w:p>
-      <w:r>
+      <w:pPr>
+        <w:pStyle w:val="Normal"/>
+        <w:rPr/>
+      </w:pPr>
+      <w:r>
+        <w:rPr/>
         <w:t>Proportion of root system infected was 0.4.  Default is 0.1</w:t>
       </w:r>
     </w:p>
-    <w:p/>
-    <w:p>
-      <w:r>
+    <w:p>
+      <w:pPr>
+        <w:pStyle w:val="Normal"/>
+        <w:rPr/>
+      </w:pPr>
+      <w:r>
+        <w:rPr/>
+      </w:r>
+    </w:p>
+    <w:p>
+      <w:pPr>
+        <w:pStyle w:val="Normal"/>
+        <w:rPr/>
+      </w:pPr>
+      <w:r>
+        <w:rPr/>
         <w:t>For testing we are using TMT 3 STAND 3. DF continuous and moderate initial incidence</w:t>
       </w:r>
     </w:p>
-    <w:p/>
-    <w:p>
-      <w:r>
+    <w:p>
+      <w:pPr>
+        <w:pStyle w:val="Normal"/>
+        <w:rPr/>
+      </w:pPr>
+      <w:r>
+        <w:rPr/>
+      </w:r>
+    </w:p>
+    <w:p>
+      <w:pPr>
+        <w:pStyle w:val="Normal"/>
+        <w:rPr/>
+      </w:pPr>
+      <w:r>
+        <w:rPr/>
         <w:t>1) Proportion of root system affected</w:t>
       </w:r>
     </w:p>
     <w:p>
-      <w:r>
+      <w:pPr>
+        <w:pStyle w:val="Normal"/>
+        <w:rPr/>
+      </w:pPr>
+      <w:r>
+        <w:rPr/>
         <w:tab/>
         <w:t>Vary from 0-1 by increments of 0.2 = 6 models</w:t>
       </w:r>
     </w:p>
     <w:p>
-      <w:r>
+      <w:pPr>
+        <w:pStyle w:val="Normal"/>
+        <w:rPr/>
+      </w:pPr>
+      <w:r>
+        <w:rPr/>
         <w:tab/>
-        <w:t>Keep disease area and p</w:t>
-      </w:r>
-      <w:r>
-        <w:t>roportion of diseased/healthy trees as estimated (0.6, 51:119)</w:t>
-      </w:r>
-    </w:p>
-    <w:p/>
-    <w:p>
-      <w:r>
+        <w:t>Keep disease area and proportion of diseased/healthy trees as estimated (0.</w:t>
+      </w:r>
+      <w:r>
+        <w:rPr/>
+        <w:t>15</w:t>
+      </w:r>
+      <w:r>
+        <w:rPr/>
+        <w:t>, 51:119)</w:t>
+      </w:r>
+    </w:p>
+    <w:p>
+      <w:pPr>
+        <w:pStyle w:val="Normal"/>
+        <w:rPr/>
+      </w:pPr>
+      <w:r>
+        <w:rPr/>
+      </w:r>
+    </w:p>
+    <w:p>
+      <w:pPr>
+        <w:pStyle w:val="Normal"/>
+        <w:rPr/>
+      </w:pPr>
+      <w:r>
+        <w:rPr/>
         <w:t>2)Disease area</w:t>
       </w:r>
     </w:p>
     <w:p>
-      <w:r>
+      <w:pPr>
+        <w:pStyle w:val="Normal"/>
+        <w:rPr/>
+      </w:pPr>
+      <w:r>
+        <w:rPr/>
         <w:tab/>
         <w:t>Vary from 0-0.25 by increments of 0.05 =6 models</w:t>
       </w:r>
     </w:p>
     <w:p>
-      <w:r>
+      <w:pPr>
+        <w:pStyle w:val="Normal"/>
+        <w:rPr/>
+      </w:pPr>
+      <w:r>
+        <w:rPr/>
         <w:tab/>
         <w:t>Keep proportion of root system and diseased/healthy trees as estimated (0.1, 51:119)</w:t>
       </w:r>
     </w:p>
-    <w:p/>
-    <w:p>
-      <w:r>
+    <w:p>
+      <w:pPr>
+        <w:pStyle w:val="Normal"/>
+        <w:rPr/>
+      </w:pPr>
+      <w:r>
+        <w:rPr/>
+      </w:r>
+    </w:p>
+    <w:p>
+      <w:pPr>
+        <w:pStyle w:val="Normal"/>
+        <w:rPr/>
+      </w:pPr>
+      <w:r>
+        <w:rPr/>
         <w:t>3)Proportion of diseased trees</w:t>
       </w:r>
     </w:p>
     <w:p>
-      <w:r>
+      <w:pPr>
+        <w:pStyle w:val="Normal"/>
+        <w:rPr/>
+      </w:pPr>
+      <w:r>
+        <w:rPr/>
         <w:tab/>
-        <w:t>Vary fro</w:t>
-      </w:r>
-      <w:r>
-        <w:t xml:space="preserve">m 0-0.5 by increments of 0.1 =6 models (0:170,17:153, 34:136, </w:t>
+        <w:t xml:space="preserve">Vary from 0-0.5 by increments of 0.1 =6 models (0:170,17:153, 34:136, </w:t>
       </w:r>
       <w:r>
         <w:rPr>
@@ -173,49 +258,118 @@
         <w:t>51:119</w:t>
       </w:r>
       <w:r>
+        <w:rPr/>
         <w:t xml:space="preserve">, 68:102, 85:85) </w:t>
       </w:r>
     </w:p>
     <w:p>
-      <w:r>
+      <w:pPr>
+        <w:pStyle w:val="Normal"/>
+        <w:rPr/>
+      </w:pPr>
+      <w:r>
+        <w:rPr/>
         <w:tab/>
-        <w:t>Keep disease area and proportion of root system as estimated (0.6, 0.4)</w:t>
-      </w:r>
-    </w:p>
-    <w:p/>
-    <w:p>
-      <w:r>
+        <w:t>Keep disease area and proportion of root system as estimated (0.</w:t>
+      </w:r>
+      <w:r>
+        <w:rPr/>
+        <w:t>15</w:t>
+      </w:r>
+      <w:r>
+        <w:rPr/>
+        <w:t>, 0.</w:t>
+      </w:r>
+      <w:r>
+        <w:rPr/>
+        <w:t>1</w:t>
+      </w:r>
+      <w:r>
+        <w:rPr/>
+        <w:t>)</w:t>
+      </w:r>
+    </w:p>
+    <w:p>
+      <w:pPr>
+        <w:pStyle w:val="Normal"/>
+        <w:rPr/>
+      </w:pPr>
+      <w:r>
+        <w:rPr/>
+      </w:r>
+    </w:p>
+    <w:p>
+      <w:pPr>
+        <w:pStyle w:val="Normal"/>
+        <w:rPr/>
+      </w:pPr>
+      <w:r>
+        <w:rPr/>
         <w:t>4)Random seed</w:t>
       </w:r>
     </w:p>
     <w:p>
-      <w:r>
+      <w:pPr>
+        <w:pStyle w:val="Normal"/>
+        <w:rPr/>
+      </w:pPr>
+      <w:r>
+        <w:rPr/>
         <w:tab/>
         <w:t>Choose 6 different random seeds = 6 models</w:t>
       </w:r>
     </w:p>
     <w:p>
-      <w:r>
+      <w:pPr>
+        <w:pStyle w:val="Normal"/>
+        <w:rPr/>
+      </w:pPr>
+      <w:r>
+        <w:rPr/>
         <w:tab/>
-        <w:t>Keep all other parameters as original</w:t>
-      </w:r>
-      <w:r>
-        <w:t>ly estimated. (0.6, 51:119, 0.1)</w:t>
-      </w:r>
-    </w:p>
-    <w:p/>
-    <w:p>
-      <w:pPr>
-        <w:rPr>
-          <w:b/>
-          <w:bCs/>
-          <w:u w:val="single"/>
-        </w:rPr>
-      </w:pPr>
-    </w:p>
-    <w:p>
-      <w:pPr>
-        <w:rPr>
+        <w:t>Keep all other parameters as originally estimated. (0.</w:t>
+      </w:r>
+      <w:r>
+        <w:rPr/>
+        <w:t>15</w:t>
+      </w:r>
+      <w:r>
+        <w:rPr/>
+        <w:t>, 51:119, 0.1)</w:t>
+      </w:r>
+    </w:p>
+    <w:p>
+      <w:pPr>
+        <w:pStyle w:val="Normal"/>
+        <w:rPr/>
+      </w:pPr>
+      <w:r>
+        <w:rPr/>
+      </w:r>
+    </w:p>
+    <w:p>
+      <w:pPr>
+        <w:pStyle w:val="Normal"/>
+        <w:rPr>
+          <w:b/>
+          <w:b/>
+          <w:bCs/>
+          <w:u w:val="single"/>
+        </w:rPr>
+      </w:pPr>
+      <w:r>
+        <w:rPr>
+          <w:b/>
+          <w:bCs/>
+          <w:u w:val="single"/>
+        </w:rPr>
+      </w:r>
+    </w:p>
+    <w:p>
+      <w:pPr>
+        <w:pStyle w:val="Normal"/>
+        <w:rPr>
+          <w:b/>
           <w:b/>
           <w:bCs/>
           <w:u w:val="single"/>
@@ -232,22 +386,46 @@
     </w:p>
     <w:p>
       <w:pPr>
-        <w:rPr>
-          <w:b/>
-          <w:bCs/>
-          <w:u w:val="single"/>
-        </w:rPr>
-      </w:pPr>
-    </w:p>
-    <w:p>
-      <w:r>
+        <w:pStyle w:val="Normal"/>
+        <w:rPr>
+          <w:b/>
+          <w:b/>
+          <w:bCs/>
+          <w:u w:val="single"/>
+        </w:rPr>
+      </w:pPr>
+      <w:r>
+        <w:rPr>
+          <w:b/>
+          <w:bCs/>
+          <w:u w:val="single"/>
+        </w:rPr>
+      </w:r>
+    </w:p>
+    <w:p>
+      <w:pPr>
+        <w:pStyle w:val="Normal"/>
+        <w:rPr/>
+      </w:pPr>
+      <w:r>
+        <w:rPr/>
         <w:t xml:space="preserve">Proportion of root system infected had a very small effect on final BA.  Root disease area had a moderate effect.  Number of infected and uninfected trees had a large effect. </w:t>
       </w:r>
     </w:p>
-    <w:p/>
-    <w:p>
-      <w:pPr>
-        <w:rPr>
+    <w:p>
+      <w:pPr>
+        <w:pStyle w:val="Normal"/>
+        <w:rPr/>
+      </w:pPr>
+      <w:r>
+        <w:rPr/>
+      </w:r>
+    </w:p>
+    <w:p>
+      <w:pPr>
+        <w:pStyle w:val="Normal"/>
+        <w:rPr>
+          <w:b/>
           <w:b/>
           <w:bCs/>
           <w:u w:val="single"/>
@@ -279,35 +457,65 @@
         <w:t xml:space="preserve"> Iteration</w:t>
       </w:r>
     </w:p>
-    <w:p/>
-    <w:p>
-      <w:r>
-        <w:t>For our next step we</w:t>
-      </w:r>
-      <w:r>
-        <w:t xml:space="preserve"> can keep disease pocket area consistent by block and keep proportion of root system as the default 0.1.  We can test a greater number of infected trees, from 50-100% (85:85, 102:68, 119:51, 136:34, 153:17, 170:0)</w:t>
-      </w:r>
-    </w:p>
-    <w:p/>
-    <w:p>
-      <w:r>
-        <w:t xml:space="preserve">Test TMT 3 STND 3 first, then maybe STND </w:t>
-      </w:r>
-      <w:r>
-        <w:t>1 and STND 5 with the lowest and highest initial incidence. Include 2011 data and predictions.</w:t>
-      </w:r>
-    </w:p>
-    <w:p>
-      <w:pPr>
-        <w:rPr>
-          <w:b/>
-          <w:bCs/>
-          <w:u w:val="single"/>
-        </w:rPr>
-      </w:pPr>
-    </w:p>
-    <w:p>
-      <w:pPr>
+    <w:p>
+      <w:pPr>
+        <w:pStyle w:val="Normal"/>
+        <w:rPr/>
+      </w:pPr>
+      <w:r>
+        <w:rPr/>
+      </w:r>
+    </w:p>
+    <w:p>
+      <w:pPr>
+        <w:pStyle w:val="Normal"/>
+        <w:rPr/>
+      </w:pPr>
+      <w:r>
+        <w:rPr/>
+        <w:t>For our next step we can keep disease pocket area consistent by block and keep proportion of root system as the default 0.1.  We can test a greater number of infected trees, from 50-100% (85:85, 102:68, 119:51, 136:34, 153:17, 170:0)</w:t>
+      </w:r>
+    </w:p>
+    <w:p>
+      <w:pPr>
+        <w:pStyle w:val="Normal"/>
+        <w:rPr/>
+      </w:pPr>
+      <w:r>
+        <w:rPr/>
+      </w:r>
+    </w:p>
+    <w:p>
+      <w:pPr>
+        <w:pStyle w:val="Normal"/>
+        <w:rPr/>
+      </w:pPr>
+      <w:r>
+        <w:rPr/>
+        <w:t>Test TMT 3 STND 3 first, then maybe STND 1 and STND 5 with the lowest and highest initial incidence. Include 2011 data and predictions.</w:t>
+      </w:r>
+    </w:p>
+    <w:p>
+      <w:pPr>
+        <w:pStyle w:val="Normal"/>
+        <w:rPr>
+          <w:b/>
+          <w:b/>
+          <w:bCs/>
+          <w:u w:val="single"/>
+        </w:rPr>
+      </w:pPr>
+      <w:r>
+        <w:rPr>
+          <w:b/>
+          <w:bCs/>
+          <w:u w:val="single"/>
+        </w:rPr>
+      </w:r>
+    </w:p>
+    <w:p>
+      <w:pPr>
+        <w:pStyle w:val="Normal"/>
         <w:rPr>
           <w:bCs/>
         </w:rPr>
@@ -323,16 +531,27 @@
     </w:p>
     <w:p>
       <w:pPr>
-        <w:rPr>
-          <w:b/>
-          <w:bCs/>
-          <w:u w:val="single"/>
-        </w:rPr>
-      </w:pPr>
-    </w:p>
-    <w:p>
-      <w:pPr>
-        <w:rPr>
+        <w:pStyle w:val="Normal"/>
+        <w:rPr>
+          <w:b/>
+          <w:b/>
+          <w:bCs/>
+          <w:u w:val="single"/>
+        </w:rPr>
+      </w:pPr>
+      <w:r>
+        <w:rPr>
+          <w:b/>
+          <w:bCs/>
+          <w:u w:val="single"/>
+        </w:rPr>
+      </w:r>
+    </w:p>
+    <w:p>
+      <w:pPr>
+        <w:pStyle w:val="Normal"/>
+        <w:rPr>
+          <w:b/>
           <w:b/>
           <w:bCs/>
           <w:u w:val="single"/>
@@ -347,53 +566,64 @@
         <w:t>Woods Creek Data</w:t>
       </w:r>
     </w:p>
-    <w:p/>
-    <w:p>
-      <w:r>
+    <w:p>
+      <w:pPr>
+        <w:pStyle w:val="Normal"/>
+        <w:rPr/>
+      </w:pPr>
+      <w:r>
+        <w:rPr/>
+      </w:r>
+    </w:p>
+    <w:p>
+      <w:pPr>
+        <w:pStyle w:val="Normal"/>
+        <w:rPr/>
+      </w:pPr>
+      <w:r>
+        <w:rPr/>
         <w:t>Originally disease area for stands was calculated as the number of plots with LRR detected / 5 total plots. 0-1</w:t>
       </w:r>
     </w:p>
     <w:p>
-      <w:r>
-        <w:t xml:space="preserve">Numbers of </w:t>
-      </w:r>
-      <w:proofErr w:type="spellStart"/>
-      <w:proofErr w:type="gramStart"/>
-      <w:r>
-        <w:t>healthy:diseased</w:t>
-      </w:r>
-      <w:proofErr w:type="spellEnd"/>
-      <w:proofErr w:type="gramEnd"/>
-      <w:r>
-        <w:t xml:space="preserve"> were calculated from tree condition </w:t>
-      </w:r>
-      <w:r>
-        <w:t>codes</w:t>
-      </w:r>
-    </w:p>
-    <w:p>
-      <w:r>
-        <w:lastRenderedPageBreak/>
+      <w:pPr>
+        <w:pStyle w:val="Normal"/>
+        <w:rPr/>
+      </w:pPr>
+      <w:r>
+        <w:rPr/>
+        <w:t>Numbers of healthy:diseased were calculated from tree condition codes</w:t>
+      </w:r>
+    </w:p>
+    <w:p>
+      <w:pPr>
+        <w:pStyle w:val="Normal"/>
+        <w:rPr/>
+      </w:pPr>
+      <w:r>
+        <w:rPr/>
         <w:t>Proportion of root system infected was 0.4.  Default was 0.1</w:t>
       </w:r>
     </w:p>
     <w:sectPr>
+      <w:type w:val="nextPage"/>
       <w:pgSz w:w="12240" w:h="15840"/>
-      <w:pgMar w:top="1134" w:right="1134" w:bottom="1134" w:left="1134" w:header="0" w:footer="0" w:gutter="0"/>
-      <w:cols w:space="720"/>
-      <w:formProt w:val="0"/>
-      <w:docGrid w:linePitch="100"/>
+      <w:pgMar w:left="1134" w:right="1134" w:header="0" w:top="1134" w:footer="0" w:bottom="1134" w:gutter="0"/>
+      <w:pgNumType w:fmt="decimal"/>
+      <w:formProt w:val="false"/>
+      <w:textDirection w:val="lrTb"/>
+      <w:docGrid w:type="default" w:linePitch="100" w:charSpace="0"/>
     </w:sectPr>
   </w:body>
 </w:document>
 </file>
 
 <file path=word/styles.xml><?xml version="1.0" encoding="utf-8"?>
-<w:styles xmlns:mc="http://schemas.openxmlformats.org/markup-compatibility/2006" xmlns:r="http://schemas.openxmlformats.org/officeDocument/2006/relationships" xmlns:w="http://schemas.openxmlformats.org/wordprocessingml/2006/main" xmlns:w14="http://schemas.microsoft.com/office/word/2010/wordml" xmlns:w15="http://schemas.microsoft.com/office/word/2012/wordml" xmlns:w16cid="http://schemas.microsoft.com/office/word/2016/wordml/cid" xmlns:w16se="http://schemas.microsoft.com/office/word/2015/wordml/symex" mc:Ignorable="w14 w15 w16se w16cid">
+<w:styles xmlns:w="http://schemas.openxmlformats.org/wordprocessingml/2006/main" xmlns:w14="http://schemas.microsoft.com/office/word/2010/wordml" xmlns:mc="http://schemas.openxmlformats.org/markup-compatibility/2006" mc:Ignorable="w14">
   <w:docDefaults>
     <w:rPrDefault>
       <w:rPr>
-        <w:rFonts w:ascii="Liberation Serif" w:eastAsia="NSimSun" w:hAnsi="Liberation Serif" w:cs="Lucida Sans"/>
+        <w:rFonts w:ascii="Liberation Serif" w:hAnsi="Liberation Serif" w:eastAsia="NSimSun" w:cs="Lucida Sans"/>
         <w:kern w:val="2"/>
         <w:sz w:val="24"/>
         <w:szCs w:val="24"/>
@@ -402,21 +632,21 @@
     </w:rPrDefault>
     <w:pPrDefault>
       <w:pPr>
-        <w:suppressAutoHyphens/>
+        <w:suppressAutoHyphens w:val="true"/>
       </w:pPr>
     </w:pPrDefault>
   </w:docDefaults>
   <w:latentStyles w:defLockedState="0" w:defUIPriority="99" w:defSemiHidden="0" w:defUnhideWhenUsed="0" w:defQFormat="0" w:count="375">
     <w:lsdException w:name="Normal" w:uiPriority="0" w:qFormat="1"/>
     <w:lsdException w:name="heading 1" w:uiPriority="9" w:qFormat="1"/>
-    <w:lsdException w:name="heading 2" w:semiHidden="1" w:uiPriority="9" w:unhideWhenUsed="1" w:qFormat="1"/>
-    <w:lsdException w:name="heading 3" w:semiHidden="1" w:uiPriority="9" w:unhideWhenUsed="1" w:qFormat="1"/>
-    <w:lsdException w:name="heading 4" w:semiHidden="1" w:uiPriority="9" w:unhideWhenUsed="1" w:qFormat="1"/>
-    <w:lsdException w:name="heading 5" w:semiHidden="1" w:uiPriority="9" w:unhideWhenUsed="1" w:qFormat="1"/>
-    <w:lsdException w:name="heading 6" w:semiHidden="1" w:uiPriority="9" w:unhideWhenUsed="1" w:qFormat="1"/>
-    <w:lsdException w:name="heading 7" w:semiHidden="1" w:uiPriority="9" w:unhideWhenUsed="1" w:qFormat="1"/>
-    <w:lsdException w:name="heading 8" w:semiHidden="1" w:uiPriority="9" w:unhideWhenUsed="1" w:qFormat="1"/>
-    <w:lsdException w:name="heading 9" w:semiHidden="1" w:uiPriority="9" w:unhideWhenUsed="1" w:qFormat="1"/>
+    <w:lsdException w:name="heading 2" w:uiPriority="9" w:semiHidden="1" w:unhideWhenUsed="1" w:qFormat="1"/>
+    <w:lsdException w:name="heading 3" w:uiPriority="9" w:semiHidden="1" w:unhideWhenUsed="1" w:qFormat="1"/>
+    <w:lsdException w:name="heading 4" w:uiPriority="9" w:semiHidden="1" w:unhideWhenUsed="1" w:qFormat="1"/>
+    <w:lsdException w:name="heading 5" w:uiPriority="9" w:semiHidden="1" w:unhideWhenUsed="1" w:qFormat="1"/>
+    <w:lsdException w:name="heading 6" w:uiPriority="9" w:semiHidden="1" w:unhideWhenUsed="1" w:qFormat="1"/>
+    <w:lsdException w:name="heading 7" w:uiPriority="9" w:semiHidden="1" w:unhideWhenUsed="1" w:qFormat="1"/>
+    <w:lsdException w:name="heading 8" w:uiPriority="9" w:semiHidden="1" w:unhideWhenUsed="1" w:qFormat="1"/>
+    <w:lsdException w:name="heading 9" w:uiPriority="9" w:semiHidden="1" w:unhideWhenUsed="1" w:qFormat="1"/>
     <w:lsdException w:name="index 1" w:semiHidden="1" w:unhideWhenUsed="1"/>
     <w:lsdException w:name="index 2" w:semiHidden="1" w:unhideWhenUsed="1"/>
     <w:lsdException w:name="index 3" w:semiHidden="1" w:unhideWhenUsed="1"/>
@@ -426,22 +656,22 @@
     <w:lsdException w:name="index 7" w:semiHidden="1" w:unhideWhenUsed="1"/>
     <w:lsdException w:name="index 8" w:semiHidden="1" w:unhideWhenUsed="1"/>
     <w:lsdException w:name="index 9" w:semiHidden="1" w:unhideWhenUsed="1"/>
-    <w:lsdException w:name="toc 1" w:semiHidden="1" w:uiPriority="39" w:unhideWhenUsed="1"/>
-    <w:lsdException w:name="toc 2" w:semiHidden="1" w:uiPriority="39" w:unhideWhenUsed="1"/>
-    <w:lsdException w:name="toc 3" w:semiHidden="1" w:uiPriority="39" w:unhideWhenUsed="1"/>
-    <w:lsdException w:name="toc 4" w:semiHidden="1" w:uiPriority="39" w:unhideWhenUsed="1"/>
-    <w:lsdException w:name="toc 5" w:semiHidden="1" w:uiPriority="39" w:unhideWhenUsed="1"/>
-    <w:lsdException w:name="toc 6" w:semiHidden="1" w:uiPriority="39" w:unhideWhenUsed="1"/>
-    <w:lsdException w:name="toc 7" w:semiHidden="1" w:uiPriority="39" w:unhideWhenUsed="1"/>
-    <w:lsdException w:name="toc 8" w:semiHidden="1" w:uiPriority="39" w:unhideWhenUsed="1"/>
-    <w:lsdException w:name="toc 9" w:semiHidden="1" w:uiPriority="39" w:unhideWhenUsed="1"/>
+    <w:lsdException w:name="toc 1" w:uiPriority="39" w:semiHidden="1" w:unhideWhenUsed="1"/>
+    <w:lsdException w:name="toc 2" w:uiPriority="39" w:semiHidden="1" w:unhideWhenUsed="1"/>
+    <w:lsdException w:name="toc 3" w:uiPriority="39" w:semiHidden="1" w:unhideWhenUsed="1"/>
+    <w:lsdException w:name="toc 4" w:uiPriority="39" w:semiHidden="1" w:unhideWhenUsed="1"/>
+    <w:lsdException w:name="toc 5" w:uiPriority="39" w:semiHidden="1" w:unhideWhenUsed="1"/>
+    <w:lsdException w:name="toc 6" w:uiPriority="39" w:semiHidden="1" w:unhideWhenUsed="1"/>
+    <w:lsdException w:name="toc 7" w:uiPriority="39" w:semiHidden="1" w:unhideWhenUsed="1"/>
+    <w:lsdException w:name="toc 8" w:uiPriority="39" w:semiHidden="1" w:unhideWhenUsed="1"/>
+    <w:lsdException w:name="toc 9" w:uiPriority="39" w:semiHidden="1" w:unhideWhenUsed="1"/>
     <w:lsdException w:name="Normal Indent" w:semiHidden="1" w:unhideWhenUsed="1"/>
     <w:lsdException w:name="footnote text" w:semiHidden="1" w:unhideWhenUsed="1"/>
     <w:lsdException w:name="annotation text" w:semiHidden="1" w:unhideWhenUsed="1"/>
     <w:lsdException w:name="header" w:semiHidden="1" w:unhideWhenUsed="1"/>
     <w:lsdException w:name="footer" w:semiHidden="1" w:unhideWhenUsed="1"/>
     <w:lsdException w:name="index heading" w:semiHidden="1" w:unhideWhenUsed="1"/>
-    <w:lsdException w:name="caption" w:semiHidden="1" w:uiPriority="35" w:unhideWhenUsed="1" w:qFormat="1"/>
+    <w:lsdException w:name="caption" w:uiPriority="35" w:semiHidden="1" w:unhideWhenUsed="1" w:qFormat="1"/>
     <w:lsdException w:name="table of figures" w:semiHidden="1" w:unhideWhenUsed="1"/>
     <w:lsdException w:name="envelope address" w:semiHidden="1" w:unhideWhenUsed="1"/>
     <w:lsdException w:name="envelope return" w:semiHidden="1" w:unhideWhenUsed="1"/>
@@ -472,7 +702,7 @@
     <w:lsdException w:name="Title" w:uiPriority="10" w:qFormat="1"/>
     <w:lsdException w:name="Closing" w:semiHidden="1" w:unhideWhenUsed="1"/>
     <w:lsdException w:name="Signature" w:semiHidden="1" w:unhideWhenUsed="1"/>
-    <w:lsdException w:name="Default Paragraph Font" w:semiHidden="1" w:uiPriority="1" w:unhideWhenUsed="1"/>
+    <w:lsdException w:name="Default Paragraph Font" w:uiPriority="1" w:semiHidden="1" w:unhideWhenUsed="1"/>
     <w:lsdException w:name="Body Text" w:semiHidden="1" w:unhideWhenUsed="1"/>
     <w:lsdException w:name="Body Text Indent" w:semiHidden="1" w:unhideWhenUsed="1"/>
     <w:lsdException w:name="List Continue" w:semiHidden="1" w:unhideWhenUsed="1"/>
@@ -672,8 +902,8 @@
     <w:lsdException w:name="Subtle Reference" w:uiPriority="31" w:qFormat="1"/>
     <w:lsdException w:name="Intense Reference" w:uiPriority="32" w:qFormat="1"/>
     <w:lsdException w:name="Book Title" w:uiPriority="33" w:qFormat="1"/>
-    <w:lsdException w:name="Bibliography" w:semiHidden="1" w:uiPriority="37" w:unhideWhenUsed="1"/>
-    <w:lsdException w:name="TOC Heading" w:semiHidden="1" w:uiPriority="39" w:unhideWhenUsed="1" w:qFormat="1"/>
+    <w:lsdException w:name="Bibliography" w:uiPriority="37" w:semiHidden="1" w:unhideWhenUsed="1"/>
+    <w:lsdException w:name="TOC Heading" w:uiPriority="39" w:semiHidden="1" w:unhideWhenUsed="1" w:qFormat="1"/>
     <w:lsdException w:name="Plain Table 1" w:uiPriority="41"/>
     <w:lsdException w:name="Plain Table 2" w:uiPriority="42"/>
     <w:lsdException w:name="Plain Table 3" w:uiPriority="43"/>
@@ -783,64 +1013,88 @@
     <w:lsdException w:name="Hashtag" w:semiHidden="1" w:unhideWhenUsed="1"/>
     <w:lsdException w:name="Unresolved Mention" w:semiHidden="1" w:unhideWhenUsed="1"/>
   </w:latentStyles>
-  <w:style w:type="paragraph" w:default="1" w:styleId="Normal">
+  <w:style w:type="paragraph" w:styleId="Normal" w:default="1">
     <w:name w:val="Normal"/>
     <w:qFormat/>
+    <w:pPr>
+      <w:widowControl/>
+      <w:suppressAutoHyphens w:val="true"/>
+      <w:bidi w:val="0"/>
+      <w:spacing w:before="0" w:after="0"/>
+      <w:jc w:val="left"/>
+    </w:pPr>
+    <w:rPr>
+      <w:rFonts w:ascii="Liberation Serif" w:hAnsi="Liberation Serif" w:eastAsia="NSimSun" w:cs="Lucida Sans"/>
+      <w:color w:val="auto"/>
+      <w:kern w:val="2"/>
+      <w:sz w:val="24"/>
+      <w:szCs w:val="24"/>
+      <w:lang w:val="en-US" w:eastAsia="zh-CN" w:bidi="hi-IN"/>
+    </w:rPr>
   </w:style>
-  <w:style w:type="character" w:default="1" w:styleId="DefaultParagraphFont">
+  <w:style w:type="character" w:styleId="DefaultParagraphFont" w:default="1">
     <w:name w:val="Default Paragraph Font"/>
     <w:uiPriority w:val="1"/>
     <w:semiHidden/>
     <w:unhideWhenUsed/>
+    <w:qFormat/>
+    <w:rPr/>
   </w:style>
-  <w:style w:type="table" w:default="1" w:styleId="TableNormal">
-    <w:name w:val="Normal Table"/>
-    <w:uiPriority w:val="99"/>
-    <w:semiHidden/>
-    <w:unhideWhenUsed/>
-    <w:tblPr>
-      <w:tblInd w:w="0" w:type="dxa"/>
-      <w:tblCellMar>
-        <w:top w:w="0" w:type="dxa"/>
-        <w:left w:w="108" w:type="dxa"/>
-        <w:bottom w:w="0" w:type="dxa"/>
-        <w:right w:w="108" w:type="dxa"/>
-      </w:tblCellMar>
-    </w:tblPr>
-  </w:style>
-  <w:style w:type="numbering" w:default="1" w:styleId="NoList">
-    <w:name w:val="No List"/>
-    <w:uiPriority w:val="99"/>
-    <w:semiHidden/>
-    <w:unhideWhenUsed/>
-  </w:style>
-  <w:style w:type="paragraph" w:customStyle="1" w:styleId="Heading">
+  <w:style w:type="paragraph" w:styleId="Heading" w:customStyle="1">
     <w:name w:val="Heading"/>
     <w:basedOn w:val="Normal"/>
-    <w:next w:val="BodyText"/>
+    <w:next w:val="TextBody"/>
     <w:qFormat/>
     <w:pPr>
-      <w:keepNext/>
+      <w:keepNext w:val="true"/>
       <w:spacing w:before="240" w:after="120"/>
     </w:pPr>
     <w:rPr>
-      <w:rFonts w:ascii="Liberation Sans" w:eastAsia="Microsoft YaHei" w:hAnsi="Liberation Sans"/>
+      <w:rFonts w:ascii="Liberation Sans" w:hAnsi="Liberation Sans" w:eastAsia="Microsoft YaHei"/>
       <w:sz w:val="28"/>
       <w:szCs w:val="28"/>
     </w:rPr>
   </w:style>
-  <w:style w:type="paragraph" w:styleId="BodyText">
+  <w:style w:type="paragraph" w:styleId="TextBody">
     <w:name w:val="Body Text"/>
     <w:basedOn w:val="Normal"/>
     <w:pPr>
-      <w:spacing w:after="140" w:line="276" w:lineRule="auto"/>
+      <w:spacing w:lineRule="auto" w:line="276" w:before="0" w:after="140"/>
     </w:pPr>
+    <w:rPr/>
   </w:style>
   <w:style w:type="paragraph" w:styleId="List">
     <w:name w:val="List"/>
-    <w:basedOn w:val="BodyText"/>
+    <w:basedOn w:val="TextBody"/>
+    <w:pPr/>
+    <w:rPr/>
   </w:style>
   <w:style w:type="paragraph" w:styleId="Caption">
+    <w:name w:val="Caption"/>
+    <w:basedOn w:val="Normal"/>
+    <w:qFormat/>
+    <w:pPr>
+      <w:suppressLineNumbers/>
+      <w:spacing w:before="120" w:after="120"/>
+    </w:pPr>
+    <w:rPr>
+      <w:rFonts w:cs="Lucida Sans"/>
+      <w:i/>
+      <w:iCs/>
+      <w:sz w:val="24"/>
+      <w:szCs w:val="24"/>
+    </w:rPr>
+  </w:style>
+  <w:style w:type="paragraph" w:styleId="Index" w:customStyle="1">
+    <w:name w:val="Index"/>
+    <w:basedOn w:val="Normal"/>
+    <w:qFormat/>
+    <w:pPr>
+      <w:suppressLineNumbers/>
+    </w:pPr>
+    <w:rPr/>
+  </w:style>
+  <w:style w:type="paragraph" w:styleId="Caption1">
     <w:name w:val="caption"/>
     <w:basedOn w:val="Normal"/>
     <w:qFormat/>
@@ -853,13 +1107,26 @@
       <w:iCs/>
     </w:rPr>
   </w:style>
-  <w:style w:type="paragraph" w:customStyle="1" w:styleId="Index">
-    <w:name w:val="Index"/>
-    <w:basedOn w:val="Normal"/>
+  <w:style w:type="numbering" w:styleId="NoList" w:default="1">
+    <w:name w:val="No List"/>
+    <w:uiPriority w:val="99"/>
+    <w:semiHidden/>
+    <w:unhideWhenUsed/>
     <w:qFormat/>
-    <w:pPr>
-      <w:suppressLineNumbers/>
-    </w:pPr>
+  </w:style>
+  <w:style w:type="table" w:default="1" w:styleId="TableNormal">
+    <w:name w:val="Normal Table"/>
+    <w:uiPriority w:val="99"/>
+    <w:semiHidden/>
+    <w:unhideWhenUsed/>
+    <w:tblPr>
+      <w:tblCellMar>
+        <w:top w:w="0" w:type="dxa"/>
+        <w:left w:w="108" w:type="dxa"/>
+        <w:bottom w:w="0" w:type="dxa"/>
+        <w:right w:w="108" w:type="dxa"/>
+      </w:tblCellMar>
+    </w:tblPr>
   </w:style>
 </w:styles>
 </file>

--- a/FVS_Sensitivity_analysis_notes.docx
+++ b/FVS_Sensitivity_analysis_notes.docx
@@ -169,15 +169,7 @@
       <w:r>
         <w:rPr/>
         <w:tab/>
-        <w:t>Keep disease area and proportion of diseased/healthy trees as estimated (0.</w:t>
-      </w:r>
-      <w:r>
-        <w:rPr/>
-        <w:t>15</w:t>
-      </w:r>
-      <w:r>
-        <w:rPr/>
-        <w:t>, 51:119)</w:t>
+        <w:t>Keep disease area and proportion of diseased/healthy trees as estimated (0.15, 51:119)</w:t>
       </w:r>
     </w:p>
     <w:p>
@@ -270,23 +262,7 @@
       <w:r>
         <w:rPr/>
         <w:tab/>
-        <w:t>Keep disease area and proportion of root system as estimated (0.</w:t>
-      </w:r>
-      <w:r>
-        <w:rPr/>
-        <w:t>15</w:t>
-      </w:r>
-      <w:r>
-        <w:rPr/>
-        <w:t>, 0.</w:t>
-      </w:r>
-      <w:r>
-        <w:rPr/>
-        <w:t>1</w:t>
-      </w:r>
-      <w:r>
-        <w:rPr/>
-        <w:t>)</w:t>
+        <w:t>Keep disease area and proportion of root system as estimated (0.15, 0.1)</w:t>
       </w:r>
     </w:p>
     <w:p>
@@ -327,15 +303,7 @@
       <w:r>
         <w:rPr/>
         <w:tab/>
-        <w:t>Keep all other parameters as originally estimated. (0.</w:t>
-      </w:r>
-      <w:r>
-        <w:rPr/>
-        <w:t>15</w:t>
-      </w:r>
-      <w:r>
-        <w:rPr/>
-        <w:t>, 51:119, 0.1)</w:t>
+        <w:t>Keep all other parameters as originally estimated. (0.15, 51:119, 0.1)</w:t>
       </w:r>
     </w:p>
     <w:p>
@@ -563,6 +531,538 @@
           <w:bCs/>
           <w:u w:val="single"/>
         </w:rPr>
+        <w:t>3</w:t>
+      </w:r>
+      <w:r>
+        <w:rPr>
+          <w:b/>
+          <w:bCs/>
+          <w:u w:val="single"/>
+          <w:vertAlign w:val="superscript"/>
+        </w:rPr>
+        <w:t>rd</w:t>
+      </w:r>
+      <w:r>
+        <w:rPr>
+          <w:b/>
+          <w:bCs/>
+          <w:u w:val="single"/>
+        </w:rPr>
+        <w:t xml:space="preserve"> </w:t>
+      </w:r>
+      <w:r>
+        <w:rPr>
+          <w:b/>
+          <w:bCs/>
+          <w:u w:val="single"/>
+        </w:rPr>
+        <w:t>Iteration</w:t>
+      </w:r>
+    </w:p>
+    <w:p>
+      <w:pPr>
+        <w:pStyle w:val="Normal"/>
+        <w:rPr>
+          <w:b w:val="false"/>
+          <w:b w:val="false"/>
+          <w:bCs w:val="false"/>
+          <w:u w:val="none"/>
+        </w:rPr>
+      </w:pPr>
+      <w:r>
+        <w:rPr>
+          <w:b w:val="false"/>
+          <w:bCs w:val="false"/>
+          <w:u w:val="none"/>
+        </w:rPr>
+        <w:t xml:space="preserve">Use Treatment 3 </w:t>
+      </w:r>
+      <w:r>
+        <w:rPr>
+          <w:rFonts w:eastAsia="NSimSun" w:cs="Lucida Sans"/>
+          <w:b w:val="false"/>
+          <w:bCs w:val="false"/>
+          <w:color w:val="auto"/>
+          <w:kern w:val="2"/>
+          <w:sz w:val="24"/>
+          <w:szCs w:val="24"/>
+          <w:u w:val="none"/>
+          <w:lang w:val="en-US" w:eastAsia="zh-CN" w:bidi="hi-IN"/>
+        </w:rPr>
+        <w:t>(Stands 1,2,3,4,0/5)</w:t>
+      </w:r>
+    </w:p>
+    <w:p>
+      <w:pPr>
+        <w:pStyle w:val="Normal"/>
+        <w:rPr>
+          <w:b w:val="false"/>
+          <w:b w:val="false"/>
+          <w:bCs w:val="false"/>
+          <w:u w:val="none"/>
+        </w:rPr>
+      </w:pPr>
+      <w:r>
+        <w:rPr>
+          <w:b w:val="false"/>
+          <w:bCs w:val="false"/>
+          <w:u w:val="none"/>
+        </w:rPr>
+        <w:t>Return and graph 2011 and 2020 values.</w:t>
+      </w:r>
+    </w:p>
+    <w:p>
+      <w:pPr>
+        <w:pStyle w:val="Normal"/>
+        <w:rPr>
+          <w:b w:val="false"/>
+          <w:b w:val="false"/>
+          <w:bCs w:val="false"/>
+          <w:u w:val="none"/>
+        </w:rPr>
+      </w:pPr>
+      <w:r>
+        <w:rPr>
+          <w:b w:val="false"/>
+          <w:bCs w:val="false"/>
+          <w:u w:val="none"/>
+        </w:rPr>
+        <w:t xml:space="preserve"> </w:t>
+      </w:r>
+    </w:p>
+    <w:p>
+      <w:pPr>
+        <w:pStyle w:val="Normal"/>
+        <w:rPr>
+          <w:b w:val="false"/>
+          <w:b w:val="false"/>
+          <w:bCs w:val="false"/>
+          <w:u w:val="none"/>
+        </w:rPr>
+      </w:pPr>
+      <w:r>
+        <w:rPr>
+          <w:b w:val="false"/>
+          <w:bCs w:val="false"/>
+          <w:u w:val="none"/>
+        </w:rPr>
+        <w:t>1) run all FVS defaults with PNW variant.</w:t>
+      </w:r>
+    </w:p>
+    <w:p>
+      <w:pPr>
+        <w:pStyle w:val="Normal"/>
+        <w:rPr>
+          <w:b w:val="false"/>
+          <w:b w:val="false"/>
+          <w:bCs w:val="false"/>
+          <w:u w:val="none"/>
+        </w:rPr>
+      </w:pPr>
+      <w:r>
+        <w:rPr>
+          <w:b w:val="false"/>
+          <w:bCs w:val="false"/>
+          <w:u w:val="none"/>
+        </w:rPr>
+        <w:t>DESIGN = na, 20, 999, 5, 0, na, na</w:t>
+      </w:r>
+    </w:p>
+    <w:p>
+      <w:pPr>
+        <w:pStyle w:val="Normal"/>
+        <w:rPr>
+          <w:b w:val="false"/>
+          <w:b w:val="false"/>
+          <w:bCs w:val="false"/>
+          <w:u w:val="none"/>
+        </w:rPr>
+      </w:pPr>
+      <w:r>
+        <w:rPr>
+          <w:b w:val="false"/>
+          <w:bCs w:val="false"/>
+          <w:u w:val="none"/>
+        </w:rPr>
+        <w:t>2) run all WRD defaults:</w:t>
+      </w:r>
+    </w:p>
+    <w:p>
+      <w:pPr>
+        <w:pStyle w:val="Normal"/>
+        <w:rPr>
+          <w:b w:val="false"/>
+          <w:b w:val="false"/>
+          <w:bCs w:val="false"/>
+          <w:u w:val="none"/>
+        </w:rPr>
+      </w:pPr>
+      <w:r>
+        <w:rPr>
+          <w:b w:val="false"/>
+          <w:bCs w:val="false"/>
+          <w:u w:val="none"/>
+        </w:rPr>
+        <w:tab/>
+        <w:t>Root disease area = 25% = 0.0625 acres</w:t>
+      </w:r>
+    </w:p>
+    <w:p>
+      <w:pPr>
+        <w:pStyle w:val="Normal"/>
+        <w:rPr>
+          <w:b w:val="false"/>
+          <w:b w:val="false"/>
+          <w:bCs w:val="false"/>
+          <w:u w:val="none"/>
+        </w:rPr>
+      </w:pPr>
+      <w:r>
+        <w:rPr>
+          <w:b w:val="false"/>
+          <w:bCs w:val="false"/>
+          <w:u w:val="none"/>
+        </w:rPr>
+        <w:tab/>
+        <w:t># infected trees in disease area = 50% = 85</w:t>
+      </w:r>
+    </w:p>
+    <w:p>
+      <w:pPr>
+        <w:pStyle w:val="Normal"/>
+        <w:rPr>
+          <w:b w:val="false"/>
+          <w:b w:val="false"/>
+          <w:bCs w:val="false"/>
+          <w:u w:val="none"/>
+        </w:rPr>
+      </w:pPr>
+      <w:r>
+        <w:rPr>
+          <w:b w:val="false"/>
+          <w:bCs w:val="false"/>
+          <w:u w:val="none"/>
+        </w:rPr>
+        <w:tab/>
+        <w:t># uninfected trees in disease area = 50% = 85</w:t>
+      </w:r>
+    </w:p>
+    <w:p>
+      <w:pPr>
+        <w:pStyle w:val="Normal"/>
+        <w:rPr>
+          <w:b w:val="false"/>
+          <w:b w:val="false"/>
+          <w:bCs w:val="false"/>
+          <w:u w:val="none"/>
+        </w:rPr>
+      </w:pPr>
+      <w:r>
+        <w:rPr>
+          <w:b w:val="false"/>
+          <w:bCs w:val="false"/>
+          <w:u w:val="none"/>
+        </w:rPr>
+        <w:tab/>
+        <w:t>Proportion of root system infected = 10% (0.1)</w:t>
+      </w:r>
+    </w:p>
+    <w:p>
+      <w:pPr>
+        <w:pStyle w:val="Normal"/>
+        <w:rPr>
+          <w:b w:val="false"/>
+          <w:b w:val="false"/>
+          <w:bCs w:val="false"/>
+          <w:u w:val="none"/>
+        </w:rPr>
+      </w:pPr>
+      <w:r>
+        <w:rPr>
+          <w:b w:val="false"/>
+          <w:bCs w:val="false"/>
+          <w:u w:val="none"/>
+        </w:rPr>
+        <w:tab/>
+        <w:t># of disease centers = 20, randomly distributed</w:t>
+      </w:r>
+    </w:p>
+    <w:p>
+      <w:pPr>
+        <w:pStyle w:val="Normal"/>
+        <w:rPr>
+          <w:b w:val="false"/>
+          <w:b w:val="false"/>
+          <w:bCs w:val="false"/>
+          <w:u w:val="none"/>
+        </w:rPr>
+      </w:pPr>
+      <w:r>
+        <w:rPr>
+          <w:b w:val="false"/>
+          <w:bCs w:val="false"/>
+          <w:u w:val="none"/>
+        </w:rPr>
+      </w:r>
+    </w:p>
+    <w:p>
+      <w:pPr>
+        <w:pStyle w:val="Normal"/>
+        <w:rPr>
+          <w:b w:val="false"/>
+          <w:b w:val="false"/>
+          <w:bCs w:val="false"/>
+          <w:u w:val="none"/>
+        </w:rPr>
+      </w:pPr>
+      <w:r>
+        <w:rPr>
+          <w:b w:val="false"/>
+          <w:bCs w:val="false"/>
+          <w:u w:val="none"/>
+        </w:rPr>
+        <w:t xml:space="preserve">2b) # of centers = 1, </w:t>
+      </w:r>
+      <w:r>
+        <w:rPr>
+          <w:b w:val="false"/>
+          <w:bCs w:val="false"/>
+          <w:u w:val="none"/>
+        </w:rPr>
+        <w:t>Treatment 3 stand 3 only.</w:t>
+      </w:r>
+    </w:p>
+    <w:p>
+      <w:pPr>
+        <w:pStyle w:val="Normal"/>
+        <w:rPr>
+          <w:b w:val="false"/>
+          <w:b w:val="false"/>
+          <w:bCs w:val="false"/>
+          <w:u w:val="none"/>
+        </w:rPr>
+      </w:pPr>
+      <w:r>
+        <w:rPr>
+          <w:b w:val="false"/>
+          <w:bCs w:val="false"/>
+          <w:u w:val="none"/>
+        </w:rPr>
+      </w:r>
+    </w:p>
+    <w:p>
+      <w:pPr>
+        <w:pStyle w:val="Normal"/>
+        <w:rPr>
+          <w:b w:val="false"/>
+          <w:b w:val="false"/>
+          <w:bCs w:val="false"/>
+          <w:u w:val="none"/>
+        </w:rPr>
+      </w:pPr>
+      <w:r>
+        <w:rPr>
+          <w:b w:val="false"/>
+          <w:bCs w:val="false"/>
+          <w:u w:val="none"/>
+        </w:rPr>
+      </w:r>
+    </w:p>
+    <w:p>
+      <w:pPr>
+        <w:pStyle w:val="Normal"/>
+        <w:rPr>
+          <w:b w:val="false"/>
+          <w:b w:val="false"/>
+          <w:bCs w:val="false"/>
+          <w:u w:val="none"/>
+        </w:rPr>
+      </w:pPr>
+      <w:r>
+        <w:rPr>
+          <w:b w:val="false"/>
+          <w:bCs w:val="false"/>
+          <w:u w:val="none"/>
+        </w:rPr>
+        <w:t>Review data before we proceed:</w:t>
+      </w:r>
+    </w:p>
+    <w:p>
+      <w:pPr>
+        <w:pStyle w:val="Normal"/>
+        <w:rPr>
+          <w:b w:val="false"/>
+          <w:b w:val="false"/>
+          <w:bCs w:val="false"/>
+          <w:u w:val="none"/>
+        </w:rPr>
+      </w:pPr>
+      <w:r>
+        <w:rPr>
+          <w:b w:val="false"/>
+          <w:bCs w:val="false"/>
+          <w:u w:val="none"/>
+        </w:rPr>
+      </w:r>
+    </w:p>
+    <w:p>
+      <w:pPr>
+        <w:pStyle w:val="Normal"/>
+        <w:rPr>
+          <w:b w:val="false"/>
+          <w:b w:val="false"/>
+          <w:bCs w:val="false"/>
+          <w:u w:val="none"/>
+        </w:rPr>
+      </w:pPr>
+      <w:r>
+        <w:rPr>
+          <w:rFonts w:eastAsia="NSimSun" w:cs="Lucida Sans"/>
+          <w:b w:val="false"/>
+          <w:bCs w:val="false"/>
+          <w:color w:val="auto"/>
+          <w:kern w:val="2"/>
+          <w:sz w:val="24"/>
+          <w:szCs w:val="24"/>
+          <w:u w:val="none"/>
+          <w:lang w:val="en-US" w:eastAsia="zh-CN" w:bidi="hi-IN"/>
+        </w:rPr>
+        <w:t>3</w:t>
+      </w:r>
+      <w:r>
+        <w:rPr>
+          <w:b w:val="false"/>
+          <w:bCs w:val="false"/>
+          <w:u w:val="none"/>
+        </w:rPr>
+        <w:t>) We have data to suggest different root disease areas in the different stands/reps. We don’t have good data for diseased vs. healthy trees within the disease area. So, lets use the default # of trees (50:50) and vary the disease area based on initial incidence measurements.</w:t>
+      </w:r>
+    </w:p>
+    <w:p>
+      <w:pPr>
+        <w:pStyle w:val="Normal"/>
+        <w:rPr>
+          <w:rFonts w:ascii="Liberation Serif" w:hAnsi="Liberation Serif" w:eastAsia="NSimSun" w:cs="Lucida Sans"/>
+          <w:b w:val="false"/>
+          <w:b w:val="false"/>
+          <w:bCs w:val="false"/>
+          <w:color w:val="auto"/>
+          <w:kern w:val="2"/>
+          <w:sz w:val="24"/>
+          <w:szCs w:val="24"/>
+          <w:u w:val="none"/>
+          <w:lang w:val="en-US" w:eastAsia="zh-CN" w:bidi="hi-IN"/>
+        </w:rPr>
+      </w:pPr>
+      <w:r>
+        <w:rPr>
+          <w:rFonts w:eastAsia="NSimSun" w:cs="Lucida Sans"/>
+          <w:b w:val="false"/>
+          <w:bCs w:val="false"/>
+          <w:color w:val="auto"/>
+          <w:kern w:val="2"/>
+          <w:sz w:val="24"/>
+          <w:szCs w:val="24"/>
+          <w:u w:val="none"/>
+          <w:lang w:val="en-US" w:eastAsia="zh-CN" w:bidi="hi-IN"/>
+        </w:rPr>
+        <w:tab/>
+        <w:t>Based on the 2</w:t>
+      </w:r>
+      <w:r>
+        <w:rPr>
+          <w:rFonts w:eastAsia="NSimSun" w:cs="Lucida Sans"/>
+          <w:b w:val="false"/>
+          <w:bCs w:val="false"/>
+          <w:color w:val="auto"/>
+          <w:kern w:val="2"/>
+          <w:sz w:val="24"/>
+          <w:szCs w:val="24"/>
+          <w:u w:val="none"/>
+          <w:vertAlign w:val="superscript"/>
+          <w:lang w:val="en-US" w:eastAsia="zh-CN" w:bidi="hi-IN"/>
+        </w:rPr>
+        <w:t>nd</w:t>
+      </w:r>
+      <w:r>
+        <w:rPr>
+          <w:rFonts w:eastAsia="NSimSun" w:cs="Lucida Sans"/>
+          <w:b w:val="false"/>
+          <w:bCs w:val="false"/>
+          <w:color w:val="auto"/>
+          <w:kern w:val="2"/>
+          <w:sz w:val="24"/>
+          <w:szCs w:val="24"/>
+          <w:u w:val="none"/>
+          <w:lang w:val="en-US" w:eastAsia="zh-CN" w:bidi="hi-IN"/>
+        </w:rPr>
+        <w:t xml:space="preserve"> iteration above, only 60% or greater disease area had an effect on the basal area (using 30% diseased trees)</w:t>
+      </w:r>
+    </w:p>
+    <w:p>
+      <w:pPr>
+        <w:pStyle w:val="Normal"/>
+        <w:rPr>
+          <w:b w:val="false"/>
+          <w:b w:val="false"/>
+          <w:bCs w:val="false"/>
+          <w:u w:val="none"/>
+        </w:rPr>
+      </w:pPr>
+      <w:r>
+        <w:rPr>
+          <w:b w:val="false"/>
+          <w:bCs w:val="false"/>
+          <w:u w:val="none"/>
+        </w:rPr>
+        <w:tab/>
+        <w:tab/>
+      </w:r>
+    </w:p>
+    <w:p>
+      <w:pPr>
+        <w:pStyle w:val="Normal"/>
+        <w:rPr>
+          <w:b/>
+          <w:b/>
+          <w:bCs/>
+          <w:u w:val="single"/>
+        </w:rPr>
+      </w:pPr>
+      <w:r>
+        <w:rPr/>
+      </w:r>
+    </w:p>
+    <w:p>
+      <w:pPr>
+        <w:pStyle w:val="Normal"/>
+        <w:rPr>
+          <w:b/>
+          <w:b/>
+          <w:bCs/>
+          <w:u w:val="single"/>
+        </w:rPr>
+      </w:pPr>
+      <w:r>
+        <w:rPr/>
+      </w:r>
+    </w:p>
+    <w:p>
+      <w:pPr>
+        <w:pStyle w:val="Normal"/>
+        <w:rPr>
+          <w:b/>
+          <w:b/>
+          <w:bCs/>
+          <w:u w:val="single"/>
+        </w:rPr>
+      </w:pPr>
+      <w:r>
+        <w:rPr>
+          <w:b/>
+          <w:bCs/>
+          <w:u w:val="single"/>
+        </w:rPr>
         <w:t>Woods Creek Data</w:t>
       </w:r>
     </w:p>
@@ -603,6 +1103,265 @@
       <w:r>
         <w:rPr/>
         <w:t>Proportion of root system infected was 0.4.  Default was 0.1</w:t>
+      </w:r>
+    </w:p>
+    <w:p>
+      <w:pPr>
+        <w:pStyle w:val="Normal"/>
+        <w:rPr/>
+      </w:pPr>
+      <w:r>
+        <w:rPr/>
+      </w:r>
+    </w:p>
+    <w:p>
+      <w:pPr>
+        <w:pStyle w:val="Normal"/>
+        <w:rPr/>
+      </w:pPr>
+      <w:r>
+        <w:rPr/>
+      </w:r>
+    </w:p>
+    <w:p>
+      <w:pPr>
+        <w:pStyle w:val="Normal"/>
+        <w:rPr/>
+      </w:pPr>
+      <w:r>
+        <w:rPr/>
+      </w:r>
+    </w:p>
+    <w:p>
+      <w:pPr>
+        <w:pStyle w:val="Normal"/>
+        <w:rPr/>
+      </w:pPr>
+      <w:r>
+        <w:rPr/>
+        <w:t>Purpose of sensitivity analysis:</w:t>
+      </w:r>
+    </w:p>
+    <w:p>
+      <w:pPr>
+        <w:pStyle w:val="Normal"/>
+        <w:rPr/>
+      </w:pPr>
+      <w:r>
+        <w:rPr/>
+        <w:tab/>
+        <w:t>Determine degree to which parameters contribute to different outcomes of model.</w:t>
+      </w:r>
+    </w:p>
+    <w:p>
+      <w:pPr>
+        <w:pStyle w:val="Normal"/>
+        <w:rPr/>
+      </w:pPr>
+      <w:r>
+        <w:rPr/>
+        <w:tab/>
+        <w:t xml:space="preserve">We will need to make some judgement calls for our parameters, so it would be good to know </w:t>
+        <w:tab/>
+        <w:t>which ones have the greatest effect and in what way</w:t>
+      </w:r>
+    </w:p>
+    <w:p>
+      <w:pPr>
+        <w:pStyle w:val="Normal"/>
+        <w:rPr/>
+      </w:pPr>
+      <w:r>
+        <w:rPr/>
+      </w:r>
+    </w:p>
+    <w:p>
+      <w:pPr>
+        <w:pStyle w:val="Normal"/>
+        <w:rPr/>
+      </w:pPr>
+      <w:r>
+        <w:rPr/>
+        <w:t>Results to report</w:t>
+      </w:r>
+    </w:p>
+    <w:p>
+      <w:pPr>
+        <w:pStyle w:val="Normal"/>
+        <w:rPr/>
+      </w:pPr>
+      <w:r>
+        <w:rPr/>
+        <w:tab/>
+        <w:t>Parameters</w:t>
+      </w:r>
+    </w:p>
+    <w:p>
+      <w:pPr>
+        <w:pStyle w:val="Normal"/>
+        <w:rPr/>
+      </w:pPr>
+      <w:r>
+        <w:rPr/>
+        <w:tab/>
+        <w:t>Overall effect on BA and TpA</w:t>
+      </w:r>
+    </w:p>
+    <w:p>
+      <w:pPr>
+        <w:pStyle w:val="Normal"/>
+        <w:rPr/>
+      </w:pPr>
+      <w:r>
+        <w:rPr/>
+        <w:tab/>
+        <w:t>Interactions between parameters</w:t>
+      </w:r>
+    </w:p>
+    <w:p>
+      <w:pPr>
+        <w:pStyle w:val="Normal"/>
+        <w:rPr/>
+      </w:pPr>
+      <w:r>
+        <w:rPr/>
+      </w:r>
+    </w:p>
+    <w:p>
+      <w:pPr>
+        <w:pStyle w:val="Normal"/>
+        <w:rPr/>
+      </w:pPr>
+      <w:r>
+        <w:rPr/>
+        <w:t>Justify selection of parameters for experimental data</w:t>
+      </w:r>
+    </w:p>
+    <w:p>
+      <w:pPr>
+        <w:pStyle w:val="Normal"/>
+        <w:rPr/>
+      </w:pPr>
+      <w:r>
+        <w:rPr/>
+        <w:tab/>
+        <w:t>Matches measured data over time</w:t>
+      </w:r>
+    </w:p>
+    <w:p>
+      <w:pPr>
+        <w:pStyle w:val="Normal"/>
+        <w:rPr/>
+      </w:pPr>
+      <w:r>
+        <w:rPr/>
+        <w:tab/>
+        <w:t>Parameters are reasonable given our initial measurements</w:t>
+      </w:r>
+    </w:p>
+    <w:p>
+      <w:pPr>
+        <w:pStyle w:val="Normal"/>
+        <w:rPr/>
+      </w:pPr>
+      <w:r>
+        <w:rPr/>
+      </w:r>
+    </w:p>
+    <w:p>
+      <w:pPr>
+        <w:pStyle w:val="Normal"/>
+        <w:rPr/>
+      </w:pPr>
+      <w:r>
+        <w:rPr/>
+        <w:t>Identify challenges with using FVS for this data and/or inconsistencies.</w:t>
+      </w:r>
+    </w:p>
+    <w:p>
+      <w:pPr>
+        <w:pStyle w:val="Normal"/>
+        <w:rPr/>
+      </w:pPr>
+      <w:r>
+        <w:rPr/>
+        <w:tab/>
+        <w:t xml:space="preserve">Predictions </w:t>
+      </w:r>
+      <w:r>
+        <w:rPr>
+          <w:rFonts w:eastAsia="NSimSun" w:cs="Lucida Sans"/>
+          <w:color w:val="auto"/>
+          <w:kern w:val="2"/>
+          <w:sz w:val="24"/>
+          <w:szCs w:val="24"/>
+          <w:lang w:val="en-US" w:eastAsia="zh-CN" w:bidi="hi-IN"/>
+        </w:rPr>
+        <w:t xml:space="preserve">beginning with </w:t>
+      </w:r>
+      <w:r>
+        <w:rPr/>
+        <w:t xml:space="preserve">small trees and projecting over a long time are very sensitive to </w:t>
+        <w:tab/>
+        <w:t>initial conditions.</w:t>
+      </w:r>
+    </w:p>
+    <w:p>
+      <w:pPr>
+        <w:pStyle w:val="Normal"/>
+        <w:rPr/>
+      </w:pPr>
+      <w:r>
+        <w:rPr/>
+        <w:tab/>
+        <w:t>Parameters with high sensitivity in WRD model are difficult to measure. (diseased:healthy)</w:t>
+      </w:r>
+    </w:p>
+    <w:p>
+      <w:pPr>
+        <w:pStyle w:val="Normal"/>
+        <w:rPr/>
+      </w:pPr>
+      <w:r>
+        <w:rPr/>
+        <w:tab/>
+        <w:t xml:space="preserve">Discrepancies </w:t>
+      </w:r>
+      <w:r>
+        <w:rPr>
+          <w:rFonts w:eastAsia="NSimSun" w:cs="Lucida Sans"/>
+          <w:color w:val="auto"/>
+          <w:kern w:val="2"/>
+          <w:sz w:val="24"/>
+          <w:szCs w:val="24"/>
+          <w:lang w:val="en-US" w:eastAsia="zh-CN" w:bidi="hi-IN"/>
+        </w:rPr>
+        <w:t>in</w:t>
+      </w:r>
+      <w:r>
+        <w:rPr/>
+        <w:t xml:space="preserve"> model fit between trees per acre and basal area with the same parameters (BA </w:t>
+        <w:tab/>
+        <w:t>overestimate) would suggest sub-lethal effects of LRR on BA.</w:t>
+      </w:r>
+    </w:p>
+    <w:p>
+      <w:pPr>
+        <w:pStyle w:val="Normal"/>
+        <w:rPr/>
+      </w:pPr>
+      <w:r>
+        <w:rPr/>
+      </w:r>
+    </w:p>
+    <w:p>
+      <w:pPr>
+        <w:pStyle w:val="Normal"/>
+        <w:rPr/>
+      </w:pPr>
+      <w:r>
+        <w:rPr/>
+        <w:t>High levels of post-harvest stump detection of LRR shows how difficult it is to identify diseased trees non-destructively.</w:t>
       </w:r>
     </w:p>
     <w:sectPr>
